--- a/vvdn/protocols/nfc/ndef-and-card-emulation.docx
+++ b/vvdn/protocols/nfc/ndef-and-card-emulation.docx
@@ -1765,22 +1765,7 @@
           <w:color w:val="282C34"/>
           <w:sz w:val="21"/>
         </w:rPr>
-        <w:t xml:space="preserve">) </w:t>
-      </w:r>
-      <w:r>
-        <w:rPr>
-          <w:i/>
-          <w:color w:val="145AA0"/>
-          <w:sz w:val="21"/>
-        </w:rPr>
-        <w:t>\rightarrow</w:t>
-      </w:r>
-      <w:r>
-        <w:rPr>
-          <w:color w:val="282C34"/>
-          <w:sz w:val="21"/>
-        </w:rPr>
-        <w:t xml:space="preserve"> </w:t>
+        <w:t xml:space="preserve">) -&gt; </w:t>
       </w:r>
       <w:r>
         <w:rPr>
@@ -1820,32 +1805,50 @@
         <w:t>: Defines total user data memory:</w:t>
       </w:r>
     </w:p>
-    <w:p>
-      <w:pPr>
-        <w:spacing w:after="80"/>
-      </w:pPr>
-      <w:r>
-        <w:rPr>
-          <w:i/>
-          <w:color w:val="145AA0"/>
-          <w:sz w:val="21"/>
-        </w:rPr>
-      </w:r>
-      <w:r>
-        <w:rPr>
-          <w:color w:val="282C34"/>
-          <w:sz w:val="21"/>
-        </w:rPr>
-        <w:t>\text{User Memory (Bytes)} = \text{T2T\_SIZE} \times 8</w:t>
-      </w:r>
-      <w:r>
-        <w:rPr>
-          <w:i/>
-          <w:color w:val="145AA0"/>
-          <w:sz w:val="21"/>
-        </w:rPr>
-      </w:r>
-    </w:p>
+    <w:tbl>
+      <w:tblPr>
+        <w:tblW w:type="auto" w:w="0"/>
+        <w:jc w:val="center"/>
+        <w:tblLook w:firstColumn="1" w:firstRow="1" w:lastColumn="0" w:lastRow="0" w:noHBand="0" w:noVBand="1" w:val="04A0"/>
+      </w:tblPr>
+      <w:tblGrid>
+        <w:gridCol w:w="9792"/>
+      </w:tblGrid>
+      <w:tr>
+        <w:tc>
+          <w:tcPr>
+            <w:tcW w:type="dxa" w:w="9792"/>
+            <w:shd w:fill="F5F6F8"/>
+            <w:tcMar>
+              <w:top w:w="80" w:type="dxa"/>
+              <w:bottom w:w="80" w:type="dxa"/>
+              <w:left w:w="140" w:type="dxa"/>
+              <w:right w:w="140" w:type="dxa"/>
+            </w:tcMar>
+            <w:tcBorders>
+              <w:left w:val="single" w:sz="18" w:space="0" w:color="CBD5E0"/>
+              <w:top w:val="none"/>
+              <w:right w:val="none"/>
+              <w:bottom w:val="none"/>
+            </w:tcBorders>
+          </w:tcPr>
+          <w:p>
+            <w:pPr>
+              <w:spacing w:line="240" w:lineRule="auto" w:after="0"/>
+            </w:pPr>
+            <w:r>
+              <w:rPr>
+                <w:rFonts w:ascii="Consolas" w:hAnsi="Consolas"/>
+                <w:color w:val="2D3748"/>
+                <w:sz w:val="18"/>
+              </w:rPr>
+              <w:t>User Memory (Bytes) = T2T_SIZE * 8</w:t>
+            </w:r>
+          </w:p>
+        </w:tc>
+      </w:tr>
+    </w:tbl>
+    <w:p/>
     <w:p>
       <w:pPr>
         <w:pStyle w:val="ListBullet"/>
@@ -1872,37 +1875,7 @@
           <w:color w:val="282C34"/>
           <w:sz w:val="21"/>
         </w:rPr>
-        <w:t xml:space="preserve"> (</w:t>
-      </w:r>
-      <w:r>
-        <w:rPr>
-          <w:i/>
-          <w:color w:val="145AA0"/>
-          <w:sz w:val="21"/>
-        </w:rPr>
-        <w:t>18 decimal</w:t>
-      </w:r>
-      <w:r>
-        <w:rPr>
-          <w:color w:val="282C34"/>
-          <w:sz w:val="21"/>
-        </w:rPr>
-        <w:t xml:space="preserve">) </w:t>
-      </w:r>
-      <w:r>
-        <w:rPr>
-          <w:i/>
-          <w:color w:val="145AA0"/>
-          <w:sz w:val="21"/>
-        </w:rPr>
-        <w:t>\implies 18 × 8 = 144 bytes</w:t>
-      </w:r>
-      <w:r>
-        <w:rPr>
-          <w:color w:val="282C34"/>
-          <w:sz w:val="21"/>
-        </w:rPr>
-        <w:t xml:space="preserve"> of user space (NTAG213).</w:t>
+        <w:t xml:space="preserve"> (18 decimal) =&gt; 18 * 8 = 144 bytes of user space (NTAG213).</w:t>
       </w:r>
     </w:p>
     <w:p>
@@ -1931,37 +1904,7 @@
           <w:color w:val="282C34"/>
           <w:sz w:val="21"/>
         </w:rPr>
-        <w:t xml:space="preserve"> (</w:t>
-      </w:r>
-      <w:r>
-        <w:rPr>
-          <w:i/>
-          <w:color w:val="145AA0"/>
-          <w:sz w:val="21"/>
-        </w:rPr>
-        <w:t>62 decimal</w:t>
-      </w:r>
-      <w:r>
-        <w:rPr>
-          <w:color w:val="282C34"/>
-          <w:sz w:val="21"/>
-        </w:rPr>
-        <w:t xml:space="preserve">) </w:t>
-      </w:r>
-      <w:r>
-        <w:rPr>
-          <w:i/>
-          <w:color w:val="145AA0"/>
-          <w:sz w:val="21"/>
-        </w:rPr>
-        <w:t>\implies 62 × 8 = 496 bytes</w:t>
-      </w:r>
-      <w:r>
-        <w:rPr>
-          <w:color w:val="282C34"/>
-          <w:sz w:val="21"/>
-        </w:rPr>
-        <w:t xml:space="preserve"> (NTAG215).</w:t>
+        <w:t xml:space="preserve"> (62 decimal) =&gt; 62 * 8 = 496 bytes (NTAG215).</w:t>
       </w:r>
     </w:p>
     <w:p>
@@ -1990,37 +1933,7 @@
           <w:color w:val="282C34"/>
           <w:sz w:val="21"/>
         </w:rPr>
-        <w:t xml:space="preserve"> (</w:t>
-      </w:r>
-      <w:r>
-        <w:rPr>
-          <w:i/>
-          <w:color w:val="145AA0"/>
-          <w:sz w:val="21"/>
-        </w:rPr>
-        <w:t>109 decimal</w:t>
-      </w:r>
-      <w:r>
-        <w:rPr>
-          <w:color w:val="282C34"/>
-          <w:sz w:val="21"/>
-        </w:rPr>
-        <w:t xml:space="preserve">) </w:t>
-      </w:r>
-      <w:r>
-        <w:rPr>
-          <w:i/>
-          <w:color w:val="145AA0"/>
-          <w:sz w:val="21"/>
-        </w:rPr>
-        <w:t>\implies 109 × 8 = 872 bytes</w:t>
-      </w:r>
-      <w:r>
-        <w:rPr>
-          <w:color w:val="282C34"/>
-          <w:sz w:val="21"/>
-        </w:rPr>
-        <w:t xml:space="preserve"> (NTAG216).</w:t>
+        <w:t xml:space="preserve"> (109 decimal) =&gt; 109 * 8 = 872 bytes (NTAG216).</w:t>
       </w:r>
     </w:p>
     <w:p>
@@ -2155,37 +2068,7 @@
           <w:color w:val="282C34"/>
           <w:sz w:val="21"/>
         </w:rPr>
-        <w:t xml:space="preserve">If </w:t>
-      </w:r>
-      <w:r>
-        <w:rPr>
-          <w:i/>
-          <w:color w:val="145AA0"/>
-          <w:sz w:val="21"/>
-        </w:rPr>
-        <w:t>L ≤ 254</w:t>
-      </w:r>
-      <w:r>
-        <w:rPr>
-          <w:color w:val="282C34"/>
-          <w:sz w:val="21"/>
-        </w:rPr>
-        <w:t>: Length is 1 byte (</w:t>
-      </w:r>
-      <w:r>
-        <w:rPr>
-          <w:i/>
-          <w:color w:val="145AA0"/>
-          <w:sz w:val="21"/>
-        </w:rPr>
-        <w:t>L</w:t>
-      </w:r>
-      <w:r>
-        <w:rPr>
-          <w:color w:val="282C34"/>
-          <w:sz w:val="21"/>
-        </w:rPr>
-        <w:t>).</w:t>
+        <w:t>If L &lt;= 254: Length is 1 byte (L).</w:t>
       </w:r>
     </w:p>
     <w:p>
@@ -2199,22 +2082,7 @@
           <w:color w:val="282C34"/>
           <w:sz w:val="21"/>
         </w:rPr>
-        <w:t xml:space="preserve">If </w:t>
-      </w:r>
-      <w:r>
-        <w:rPr>
-          <w:i/>
-          <w:color w:val="145AA0"/>
-          <w:sz w:val="21"/>
-        </w:rPr>
-        <w:t>L ≥ 255</w:t>
-      </w:r>
-      <w:r>
-        <w:rPr>
-          <w:color w:val="282C34"/>
-          <w:sz w:val="21"/>
-        </w:rPr>
-        <w:t xml:space="preserve">: Length is encoded as 3 bytes: </w:t>
+        <w:t xml:space="preserve">If L &gt;= 255: Length is encoded as 3 bytes: </w:t>
       </w:r>
       <w:r>
         <w:rPr>
@@ -2919,22 +2787,7 @@
           <w:color w:val="282C34"/>
           <w:sz w:val="21"/>
         </w:rPr>
-        <w:t xml:space="preserve"> (</w:t>
-      </w:r>
-      <w:r>
-        <w:rPr>
-          <w:i/>
-          <w:color w:val="145AA0"/>
-          <w:sz w:val="21"/>
-        </w:rPr>
-        <w:t>0 to 255 bytes</w:t>
-      </w:r>
-      <w:r>
-        <w:rPr>
-          <w:color w:val="282C34"/>
-          <w:sz w:val="21"/>
-        </w:rPr>
-        <w:t>).</w:t>
+        <w:t xml:space="preserve"> (0 to 255 bytes).</w:t>
       </w:r>
     </w:p>
     <w:p>
@@ -2986,22 +2839,7 @@
           <w:color w:val="282C34"/>
           <w:sz w:val="21"/>
         </w:rPr>
-        <w:t xml:space="preserve"> (up to </w:t>
-      </w:r>
-      <w:r>
-        <w:rPr>
-          <w:i/>
-          <w:color w:val="145AA0"/>
-          <w:sz w:val="21"/>
-        </w:rPr>
-        <w:t>4.29 GB</w:t>
-      </w:r>
-      <w:r>
-        <w:rPr>
-          <w:color w:val="282C34"/>
-          <w:sz w:val="21"/>
-        </w:rPr>
-        <w:t>).</w:t>
+        <w:t xml:space="preserve"> (up to 4.29 GB).</w:t>
       </w:r>
     </w:p>
     <w:p>
@@ -5344,22 +5182,7 @@
           <w:color w:val="282C34"/>
           <w:sz w:val="21"/>
         </w:rPr>
-        <w:t>: Length of IANA language code string (</w:t>
-      </w:r>
-      <w:r>
-        <w:rPr>
-          <w:i/>
-          <w:color w:val="145AA0"/>
-          <w:sz w:val="21"/>
-        </w:rPr>
-        <w:t>k</w:t>
-      </w:r>
-      <w:r>
-        <w:rPr>
-          <w:color w:val="282C34"/>
-          <w:sz w:val="21"/>
-        </w:rPr>
-        <w:t xml:space="preserve"> bytes, e.g. </w:t>
+        <w:t xml:space="preserve">: Length of IANA language code string (k bytes, e.g. </w:t>
       </w:r>
       <w:r>
         <w:rPr>
